--- a/a7/build/out/u4/A7 4.07  Teacher Edition.docx
+++ b/a7/build/out/u4/A7 4.07  Teacher Edition.docx
@@ -2294,7 +2294,7 @@
           <w:color w:val="6B6B6B"/>
           <w:sz w:val="19"/>
         </w:rPr>
-        <w:t xml:space="preserve">   anything built from 480 — the unneeded figure was used [the formula takes a mass and a speed]; 280 — v</w:t>
+        <w:t xml:space="preserve">   anything built from 480 — the unneeded figure was used [the formula takes a mass and a speed]; 560 — v</w:t>
       </w:r>
       <w:r>
         <w:rPr>
@@ -2313,7 +2313,7 @@
           <w:color w:val="6B6B6B"/>
           <w:sz w:val="19"/>
         </w:rPr>
-        <w:t xml:space="preserve"> read as 2v [8.NSO.1.3: an exponent is not a factor]; 2,240 with no unit — the answer is in joules</w:t>
+        <w:t xml:space="preserve"> read as 2v [8.NSO.1.3: an exponent is not a factor]; 280 — the square dropped altogether; 2,240 with no unit — the answer is in joules</w:t>
       </w:r>
     </w:p>
     <w:p>
@@ -2732,7 +2732,7 @@
           <w:color w:val="6B6B6B"/>
           <w:sz w:val="19"/>
         </w:rPr>
-        <w:t xml:space="preserve">   8.2 — only the 4 was divided by 5 [8.NSO.1.7: the bar groups the whole numerator]; 5.8 — 49 ÷ 5 done first, then 4 subtracted</w:t>
+        <w:t xml:space="preserve">   48.2 — only the 4 was divided by 5 [8.NSO.1.7: the bar groups the whole numerator]; 5.8 — 49 ÷ 5 done first, then 4 subtracted</w:t>
       </w:r>
     </w:p>
     <w:p>
@@ -3078,7 +3078,7 @@
           <w:color w:val="1A1A1A"/>
           <w:sz w:val="20"/>
         </w:rPr>
-        <w:t>8.2 — only the 4 was divided by 5 [8.NSO.1.7: the bar groups the whole numerator]</w:t>
+        <w:t>48.2 — only the 4 was divided by 5 [8.NSO.1.7: the bar groups the whole numerator]</w:t>
       </w:r>
     </w:p>
     <w:p>

--- a/a7/build/out/u4/A7 4.07  Teacher Edition.docx
+++ b/a7/build/out/u4/A7 4.07  Teacher Edition.docx
@@ -2783,7 +2783,7 @@
           <w:color w:val="6B6B6B"/>
           <w:sz w:val="19"/>
         </w:rPr>
-        <w:t xml:space="preserve">   39 and 66 with no explanation — the item asks why [B1G-M 8.NSO.1.7 misconception: keyword hunting]; 39 twice — the second structure was not read</w:t>
+        <w:t xml:space="preserve">   39 and 66 with no explanation — the item asks why [same key words, different structures: the explanation is the evidence]; 39 twice — the second structure was not read</w:t>
       </w:r>
     </w:p>
     <w:p>
@@ -3102,7 +3102,7 @@
           <w:color w:val="1A1A1A"/>
           <w:sz w:val="20"/>
         </w:rPr>
-        <w:t>39 and 66 with no explanation — the item asks why [B1G-M 8.NSO.1.7 misconception: keyword hunting]</w:t>
+        <w:t>39 and 66 with no explanation — the item asks why [same key words, different structures: the explanation is the evidence]</w:t>
       </w:r>
     </w:p>
     <w:p>

--- a/a7/build/out/u4/A7 4.07  Teacher Edition.docx
+++ b/a7/build/out/u4/A7 4.07  Teacher Edition.docx
@@ -273,7 +273,7 @@
           <w:color w:val="1A1A1A"/>
           <w:sz w:val="21"/>
         </w:rPr>
-        <w:t xml:space="preserve"> — The whole period   ·   </w:t>
+        <w:t xml:space="preserve"> — Notes I–III, both Examples and boards 2, 3, 4, 6, 7 and 9   ·   </w:t>
       </w:r>
       <w:r>
         <w:rPr>
@@ -2849,7 +2849,7 @@
           <w:color w:val="1A1A1A"/>
           <w:sz w:val="21"/>
         </w:rPr>
-        <w:t>IXL: every listed skill is required, SmartScore 67, due at the start of the next class.</w:t>
+        <w:t>IXL: every listed skill is required, SmartScore 67.</w:t>
       </w:r>
     </w:p>
     <w:p>

--- a/a7/build/out/u4/A7 4.07  Teacher Edition.docx
+++ b/a7/build/out/u4/A7 4.07  Teacher Edition.docx
@@ -348,6 +348,7 @@
           </w:tcPr>
           <w:p>
             <w:pPr>
+              <w:keepNext/>
               <w:spacing w:after="0"/>
               <w:jc w:val="center"/>
             </w:pPr>
@@ -381,6 +382,7 @@
           </w:tcPr>
           <w:p>
             <w:pPr>
+              <w:keepNext/>
               <w:spacing w:after="0"/>
               <w:jc w:val="center"/>
             </w:pPr>
@@ -414,6 +416,7 @@
           </w:tcPr>
           <w:p>
             <w:pPr>
+              <w:keepNext/>
               <w:spacing w:after="0"/>
               <w:jc w:val="center"/>
             </w:pPr>
@@ -1673,7 +1676,7 @@
           <w:color w:val="1A1A1A"/>
           <w:sz w:val="21"/>
         </w:rPr>
-        <w:t xml:space="preserve">Warm-Up — On your own. Four minutes. No notes..  </w:t>
+        <w:t xml:space="preserve">Warm-Up — On your own. Four minutes. No notes.  </w:t>
       </w:r>
       <w:r>
         <w:rPr>
@@ -1706,7 +1709,7 @@
           <w:color w:val="1A1A1A"/>
           <w:sz w:val="21"/>
         </w:rPr>
-        <w:t xml:space="preserve">Warm-Up — Answers..  </w:t>
+        <w:t xml:space="preserve">Warm-Up — Answers.  </w:t>
       </w:r>
       <w:r>
         <w:rPr>
@@ -1739,7 +1742,7 @@
           <w:color w:val="1A1A1A"/>
           <w:sz w:val="21"/>
         </w:rPr>
-        <w:t xml:space="preserve">Notes — Copy both lines..  </w:t>
+        <w:t xml:space="preserve">Notes — Copy both lines.  </w:t>
       </w:r>
       <w:r>
         <w:rPr>
@@ -1772,7 +1775,7 @@
           <w:color w:val="1A1A1A"/>
           <w:sz w:val="21"/>
         </w:rPr>
-        <w:t xml:space="preserve">Notes — Copy both problems..  </w:t>
+        <w:t xml:space="preserve">Notes — Copy both problems.  </w:t>
       </w:r>
       <w:r>
         <w:rPr>
@@ -1838,7 +1841,7 @@
           <w:color w:val="1A1A1A"/>
           <w:sz w:val="21"/>
         </w:rPr>
-        <w:t xml:space="preserve">Example 1 — A formula with a power in it..  </w:t>
+        <w:t xml:space="preserve">Example 1 — A formula with a power in it.  </w:t>
       </w:r>
       <w:r>
         <w:rPr>
@@ -1871,7 +1874,7 @@
           <w:color w:val="1A1A1A"/>
           <w:sz w:val="21"/>
         </w:rPr>
-        <w:t xml:space="preserve">Example 1 — Worked..  </w:t>
+        <w:t xml:space="preserve">Example 1 — Worked.  </w:t>
       </w:r>
       <w:r>
         <w:rPr>
@@ -1904,7 +1907,7 @@
           <w:color w:val="1A1A1A"/>
           <w:sz w:val="21"/>
         </w:rPr>
-        <w:t xml:space="preserve">Your Turn — Same steps, your numbers. Boards up when done..  </w:t>
+        <w:t xml:space="preserve">Your Turn — Same steps, your numbers. Boards up when done.  </w:t>
       </w:r>
       <w:r>
         <w:rPr>
@@ -1937,7 +1940,7 @@
           <w:color w:val="1A1A1A"/>
           <w:sz w:val="21"/>
         </w:rPr>
-        <w:t xml:space="preserve">Your Turn — Answer..  </w:t>
+        <w:t xml:space="preserve">Your Turn — Answer.  </w:t>
       </w:r>
       <w:r>
         <w:rPr>
@@ -1970,7 +1973,7 @@
           <w:color w:val="1A1A1A"/>
           <w:sz w:val="21"/>
         </w:rPr>
-        <w:t xml:space="preserve">Example 2 — A cost with a rate and a flat fee..  </w:t>
+        <w:t xml:space="preserve">Example 2 — A cost with a rate and a flat fee.  </w:t>
       </w:r>
       <w:r>
         <w:rPr>
@@ -2003,7 +2006,7 @@
           <w:color w:val="1A1A1A"/>
           <w:sz w:val="21"/>
         </w:rPr>
-        <w:t xml:space="preserve">Example 2 — Worked..  </w:t>
+        <w:t xml:space="preserve">Example 2 — Worked.  </w:t>
       </w:r>
       <w:r>
         <w:rPr>
@@ -2036,7 +2039,7 @@
           <w:color w:val="1A1A1A"/>
           <w:sz w:val="21"/>
         </w:rPr>
-        <w:t xml:space="preserve">Your Turn — Same steps, your numbers. Boards up when done..  </w:t>
+        <w:t xml:space="preserve">Your Turn — Same steps, your numbers. Boards up when done.  </w:t>
       </w:r>
       <w:r>
         <w:rPr>
@@ -2069,7 +2072,7 @@
           <w:color w:val="1A1A1A"/>
           <w:sz w:val="21"/>
         </w:rPr>
-        <w:t xml:space="preserve">Your Turn — Answer..  </w:t>
+        <w:t xml:space="preserve">Your Turn — Answer.  </w:t>
       </w:r>
       <w:r>
         <w:rPr>
@@ -2807,7 +2810,7 @@
           <w:color w:val="1A1A1A"/>
           <w:sz w:val="21"/>
         </w:rPr>
-        <w:t xml:space="preserve">Independent Set — Six questions. On your own, in silence..  </w:t>
+        <w:t xml:space="preserve">Independent Set — Six questions. On your own, in silence.  </w:t>
       </w:r>
       <w:r>
         <w:rPr>
@@ -2840,7 +2843,7 @@
           <w:color w:val="1A1A1A"/>
           <w:sz w:val="21"/>
         </w:rPr>
-        <w:t xml:space="preserve">IXL — Last five minutes..  </w:t>
+        <w:t xml:space="preserve">IXL — Last five minutes.  </w:t>
       </w:r>
       <w:r>
         <w:rPr>

--- a/a7/build/out/u4/A7 4.07  Teacher Edition.docx
+++ b/a7/build/out/u4/A7 4.07  Teacher Edition.docx
@@ -2488,7 +2488,7 @@
           <w:color w:val="6B6B6B"/>
           <w:sz w:val="19"/>
         </w:rPr>
-        <w:t xml:space="preserve">   (B) the exponent was applied to the whole product, (½ · 40 · 3)</w:t>
+        <w:t xml:space="preserve">   (B) v</w:t>
       </w:r>
       <w:r>
         <w:rPr>
@@ -2507,7 +2507,7 @@
           <w:color w:val="6B6B6B"/>
           <w:sz w:val="19"/>
         </w:rPr>
-        <w:t xml:space="preserve"> [8.NSO.1.7: the exponent belongs to the v alone]; (C) v</w:t>
+        <w:t xml:space="preserve"> was read as 2v [8.NSO.1.3: an exponent is not a factor]; (C) the one half was dropped [8.NSO.1.7: every factor in the formula is used]; (D) the exponent was applied to the whole product, (½ · 40 · 3)</w:t>
       </w:r>
       <w:r>
         <w:rPr>
@@ -2526,7 +2526,7 @@
           <w:color w:val="6B6B6B"/>
           <w:sz w:val="19"/>
         </w:rPr>
-        <w:t xml:space="preserve"> was read as 2v [8.NSO.1.3: an exponent is not a factor]; (D) the one half was dropped [8.NSO.1.7: every factor in the formula is used]</w:t>
+        <w:t xml:space="preserve"> [8.NSO.1.7: the exponent belongs to the v alone]</w:t>
       </w:r>
       <w:r>
         <w:rPr>
@@ -2577,7 +2577,7 @@
           <w:color w:val="9E1B32"/>
           <w:sz w:val="21"/>
         </w:rPr>
-        <w:t>A — 12</w:t>
+        <w:t>D — 12</w:t>
       </w:r>
       <w:r>
         <w:rPr>
@@ -2605,7 +2605,7 @@
           <w:color w:val="6B6B6B"/>
           <w:sz w:val="19"/>
         </w:rPr>
-        <w:t xml:space="preserve">   (B) the flat delivery charge was put inside the area group, so it is charged on every square foot [8.NSO.1.7: a flat fee is not a rate]; (C) the side was used where the area is needed [8.NSO.1.7: read what the rate is per]; (D) the prices were added to the area instead of multiplied by it [B1G-M 8.NSO.1.7 misconception: keyword hunting]</w:t>
+        <w:t xml:space="preserve">   (A) the side was used where the area is needed [8.NSO.1.7: read what the rate is per]; (B) the prices were added to the area instead of multiplied by it [B1G-M 8.NSO.1.7 misconception: keyword hunting]; (C) the flat delivery charge was put inside the area group, so it is charged on every square foot [8.NSO.1.7: a flat fee is not a rate]</w:t>
       </w:r>
       <w:r>
         <w:rPr>
@@ -2990,7 +2990,7 @@
           <w:color w:val="1A1A1A"/>
           <w:sz w:val="20"/>
         </w:rPr>
-        <w:t>the exponent was applied to the whole product, (½ · 40 · 3)</w:t>
+        <w:t>v</w:t>
       </w:r>
       <w:r>
         <w:rPr>
@@ -3009,7 +3009,7 @@
           <w:color w:val="1A1A1A"/>
           <w:sz w:val="20"/>
         </w:rPr>
-        <w:t xml:space="preserve"> [8.NSO.1.7: the exponent belongs to the v alone]</w:t>
+        <w:t xml:space="preserve"> was read as 2v [8.NSO.1.3: an exponent is not a factor]</w:t>
       </w:r>
     </w:p>
     <w:p>
@@ -3033,7 +3033,7 @@
           <w:color w:val="1A1A1A"/>
           <w:sz w:val="20"/>
         </w:rPr>
-        <w:t>the flat delivery charge was put inside the area group, so it is charged on every square foot [8.NSO.1.7: a flat fee is not a rate]</w:t>
+        <w:t>the side was used where the area is needed [8.NSO.1.7: read what the rate is per]</w:t>
       </w:r>
     </w:p>
     <w:p>

--- a/a7/build/out/u4/A7 4.07  Teacher Edition.docx
+++ b/a7/build/out/u4/A7 4.07  Teacher Edition.docx
@@ -2251,7 +2251,7 @@
           <w:color w:val="1A1A1A"/>
           <w:sz w:val="21"/>
         </w:rPr>
-        <w:t>A cyclist of mass m = 70 kg rides at v = 8 m/s. Her bicycle cost 480 dollars. Find her kinetic energy, K = ½mv</w:t>
+        <w:t>A cyclist has a mass of 70 kilograms and rides at 8 meters per second. Her bicycle cost 480 dollars. Kinetic energy is K = ½mv</w:t>
       </w:r>
       <w:r>
         <w:rPr>
@@ -2270,7 +2270,7 @@
           <w:color w:val="1A1A1A"/>
           <w:sz w:val="21"/>
         </w:rPr>
-        <w:t xml:space="preserve">.  →  </w:t>
+        <w:t xml:space="preserve">, for a mass m and a speed v. Find her kinetic energy.  →  </w:t>
       </w:r>
       <w:r>
         <w:rPr>
